--- a/assets/templates/nas_mr/NAS_MR_MOTHER.docx
+++ b/assets/templates/nas_mr/NAS_MR_MOTHER.docx
@@ -634,6 +634,38 @@
                 <w:szCs w:val="24"/>
               </w:rPr>
             </w:pPr>
+            <w:r>
+              <w:rPr>
+                <w:b/>
+                <w:bCs/>
+                <w:sz w:val="24"/>
+                <w:szCs w:val="24"/>
+                <w:highlight w:val="green"/>
+              </w:rPr>
+              <w:t>[</w:t>
+            </w:r>
+            <w:proofErr w:type="spellStart"/>
+            <w:r>
+              <w:rPr>
+                <w:b/>
+                <w:bCs/>
+                <w:sz w:val="24"/>
+                <w:szCs w:val="24"/>
+                <w:highlight w:val="green"/>
+              </w:rPr>
+              <w:t>birth_hospital_mr_list</w:t>
+            </w:r>
+            <w:proofErr w:type="spellEnd"/>
+            <w:r>
+              <w:rPr>
+                <w:b/>
+                <w:bCs/>
+                <w:sz w:val="24"/>
+                <w:szCs w:val="24"/>
+                <w:highlight w:val="green"/>
+              </w:rPr>
+              <w:t>]</w:t>
+            </w:r>
           </w:p>
         </w:tc>
         <w:tc>
@@ -826,6 +858,38 @@
               </w:rPr>
               <w:t xml:space="preserve">  </w:t>
             </w:r>
+            <w:r>
+              <w:rPr>
+                <w:rFonts w:ascii="Calibri" w:hAnsi="Calibri" w:cs="Calibri"/>
+                <w:b/>
+                <w:bCs/>
+                <w:color w:val="000000"/>
+                <w:highlight w:val="green"/>
+              </w:rPr>
+              <w:t>[</w:t>
+            </w:r>
+            <w:proofErr w:type="spellStart"/>
+            <w:r>
+              <w:rPr>
+                <w:rFonts w:ascii="Calibri" w:hAnsi="Calibri" w:cs="Calibri"/>
+                <w:b/>
+                <w:bCs/>
+                <w:color w:val="000000"/>
+                <w:highlight w:val="green"/>
+              </w:rPr>
+              <w:t>birth_hospital_faxnumber</w:t>
+            </w:r>
+            <w:proofErr w:type="spellEnd"/>
+            <w:r>
+              <w:rPr>
+                <w:rFonts w:ascii="Calibri" w:hAnsi="Calibri" w:cs="Calibri"/>
+                <w:b/>
+                <w:bCs/>
+                <w:color w:val="000000"/>
+                <w:highlight w:val="green"/>
+              </w:rPr>
+              <w:t>]</w:t>
+            </w:r>
           </w:p>
         </w:tc>
         <w:tc>
@@ -1027,12 +1091,21 @@
                 <w:bCs/>
               </w:rPr>
             </w:pPr>
+            <w:proofErr w:type="gramStart"/>
             <w:r>
               <w:rPr>
                 <w:b/>
                 <w:bCs/>
               </w:rPr>
-              <w:t>SENDER’S FAX NUMBER:</w:t>
+              <w:t>SENDER’S FAX</w:t>
+            </w:r>
+            <w:proofErr w:type="gramEnd"/>
+            <w:r>
+              <w:rPr>
+                <w:b/>
+                <w:bCs/>
+              </w:rPr>
+              <w:t xml:space="preserve"> NUMBER:</w:t>
             </w:r>
           </w:p>
           <w:p>
@@ -1221,7 +1294,47 @@
           <w:sz w:val="32"/>
           <w:szCs w:val="32"/>
         </w:rPr>
-        <w:t>**NOTE:  we are NO LONGER accepting PAPER MEDICAL RECORDS.</w:t>
+        <w:t>**NOTE</w:t>
+      </w:r>
+      <w:proofErr w:type="gramStart"/>
+      <w:r>
+        <w:rPr>
+          <w:b/>
+          <w:bCs/>
+          <w:sz w:val="32"/>
+          <w:szCs w:val="32"/>
+        </w:rPr>
+        <w:t>:  we are</w:t>
+      </w:r>
+      <w:proofErr w:type="gramEnd"/>
+      <w:r>
+        <w:rPr>
+          <w:b/>
+          <w:bCs/>
+          <w:sz w:val="32"/>
+          <w:szCs w:val="32"/>
+        </w:rPr>
+        <w:t xml:space="preserve"> NO LONGER </w:t>
+      </w:r>
+      <w:proofErr w:type="gramStart"/>
+      <w:r>
+        <w:rPr>
+          <w:b/>
+          <w:bCs/>
+          <w:sz w:val="32"/>
+          <w:szCs w:val="32"/>
+        </w:rPr>
+        <w:t>accepting</w:t>
+      </w:r>
+      <w:proofErr w:type="gramEnd"/>
+      <w:r>
+        <w:rPr>
+          <w:b/>
+          <w:bCs/>
+          <w:sz w:val="32"/>
+          <w:szCs w:val="32"/>
+        </w:rPr>
+        <w:t xml:space="preserve"> PAPER MEDICAL RECORDS.</w:t>
       </w:r>
     </w:p>
     <w:p>
@@ -1575,6 +1688,7 @@
         </w:rPr>
         <w:t>7</w:t>
       </w:r>
+      <w:proofErr w:type="spellStart"/>
       <w:r>
         <w:rPr>
           <w:rFonts w:ascii="Open Sans" w:hAnsi="Open Sans" w:cs="Open Sans"/>
@@ -1582,7 +1696,17 @@
           <w:position w:val="6"/>
           <w:sz w:val="12"/>
         </w:rPr>
-        <w:t xml:space="preserve">th </w:t>
+        <w:t>th</w:t>
+      </w:r>
+      <w:proofErr w:type="spellEnd"/>
+      <w:r>
+        <w:rPr>
+          <w:rFonts w:ascii="Open Sans" w:hAnsi="Open Sans" w:cs="Open Sans"/>
+          <w:bCs/>
+          <w:position w:val="6"/>
+          <w:sz w:val="12"/>
+        </w:rPr>
+        <w:t xml:space="preserve"> </w:t>
       </w:r>
       <w:r>
         <w:rPr>
@@ -2161,12 +2285,14 @@
               <w:rPr>
                 <w:b/>
                 <w:sz w:val="16"/>
+                <w:highlight w:val="yellow"/>
               </w:rPr>
             </w:pPr>
             <w:r>
               <w:rPr>
                 <w:b/>
                 <w:sz w:val="16"/>
+                <w:highlight w:val="yellow"/>
               </w:rPr>
               <w:t xml:space="preserve">  </w:t>
             </w:r>
@@ -2174,9 +2300,20 @@
               <w:rPr>
                 <w:b/>
                 <w:sz w:val="16"/>
+                <w:highlight w:val="yellow"/>
               </w:rPr>
               <w:t xml:space="preserve"> </w:t>
             </w:r>
+            <w:proofErr w:type="spellStart"/>
+            <w:r>
+              <w:rPr>
+                <w:b/>
+                <w:sz w:val="16"/>
+                <w:highlight w:val="yellow"/>
+              </w:rPr>
+              <w:t>mothr_last_name</w:t>
+            </w:r>
+            <w:proofErr w:type="spellEnd"/>
           </w:p>
         </w:tc>
       </w:tr>
@@ -2225,8 +2362,19 @@
               <w:rPr>
                 <w:b/>
                 <w:sz w:val="16"/>
+                <w:highlight w:val="yellow"/>
               </w:rPr>
             </w:pPr>
+            <w:proofErr w:type="spellStart"/>
+            <w:r>
+              <w:rPr>
+                <w:b/>
+                <w:sz w:val="16"/>
+                <w:highlight w:val="yellow"/>
+              </w:rPr>
+              <w:t>mothr_first_name</w:t>
+            </w:r>
+            <w:proofErr w:type="spellEnd"/>
           </w:p>
         </w:tc>
       </w:tr>
@@ -2269,8 +2417,19 @@
               <w:rPr>
                 <w:b/>
                 <w:sz w:val="16"/>
+                <w:highlight w:val="yellow"/>
               </w:rPr>
             </w:pPr>
+            <w:proofErr w:type="spellStart"/>
+            <w:r>
+              <w:rPr>
+                <w:b/>
+                <w:sz w:val="16"/>
+                <w:highlight w:val="yellow"/>
+              </w:rPr>
+              <w:t>mothers_mrn_birth</w:t>
+            </w:r>
+            <w:proofErr w:type="spellEnd"/>
           </w:p>
         </w:tc>
       </w:tr>
@@ -2320,8 +2479,19 @@
               <w:rPr>
                 <w:b/>
                 <w:sz w:val="16"/>
+                <w:highlight w:val="yellow"/>
               </w:rPr>
             </w:pPr>
+            <w:proofErr w:type="spellStart"/>
+            <w:r>
+              <w:rPr>
+                <w:b/>
+                <w:sz w:val="16"/>
+                <w:highlight w:val="yellow"/>
+              </w:rPr>
+              <w:t>mothr_dob</w:t>
+            </w:r>
+            <w:proofErr w:type="spellEnd"/>
           </w:p>
         </w:tc>
       </w:tr>
@@ -2364,8 +2534,41 @@
                 <w:bCs/>
                 <w:sz w:val="16"/>
                 <w:szCs w:val="16"/>
+                <w:highlight w:val="yellow"/>
               </w:rPr>
             </w:pPr>
+            <w:r>
+              <w:rPr>
+                <w:b/>
+                <w:bCs/>
+                <w:sz w:val="16"/>
+                <w:szCs w:val="16"/>
+                <w:highlight w:val="yellow"/>
+              </w:rPr>
+              <w:t>[</w:t>
+            </w:r>
+            <w:proofErr w:type="spellStart"/>
+            <w:r>
+              <w:rPr>
+                <w:b/>
+                <w:bCs/>
+                <w:sz w:val="16"/>
+                <w:szCs w:val="16"/>
+                <w:highlight w:val="yellow"/>
+              </w:rPr>
+              <w:t>birthhosp</w:t>
+            </w:r>
+            <w:proofErr w:type="spellEnd"/>
+            <w:r>
+              <w:rPr>
+                <w:b/>
+                <w:bCs/>
+                <w:sz w:val="16"/>
+                <w:szCs w:val="16"/>
+                <w:highlight w:val="yellow"/>
+              </w:rPr>
+              <w:t>]</w:t>
+            </w:r>
           </w:p>
         </w:tc>
       </w:tr>
@@ -2406,8 +2609,17 @@
               <w:rPr>
                 <w:b/>
                 <w:sz w:val="16"/>
+                <w:highlight w:val="yellow"/>
               </w:rPr>
             </w:pPr>
+            <w:r>
+              <w:rPr>
+                <w:b/>
+                <w:sz w:val="16"/>
+                <w:highlight w:val="yellow"/>
+              </w:rPr>
+              <w:t>[dob]</w:t>
+            </w:r>
           </w:p>
         </w:tc>
       </w:tr>
@@ -2438,7 +2650,27 @@
           <w:sz w:val="18"/>
           <w:u w:val="single"/>
         </w:rPr>
-        <w:t>Please provide the medical records indications below for a complete case review</w:t>
+        <w:t xml:space="preserve">Please provide the medical </w:t>
+      </w:r>
+      <w:proofErr w:type="gramStart"/>
+      <w:r>
+        <w:rPr>
+          <w:rFonts w:ascii="Open Sans" w:hAnsi="Open Sans" w:cs="Open Sans"/>
+          <w:b/>
+          <w:sz w:val="18"/>
+          <w:u w:val="single"/>
+        </w:rPr>
+        <w:t>records indications</w:t>
+      </w:r>
+      <w:proofErr w:type="gramEnd"/>
+      <w:r>
+        <w:rPr>
+          <w:rFonts w:ascii="Open Sans" w:hAnsi="Open Sans" w:cs="Open Sans"/>
+          <w:b/>
+          <w:sz w:val="18"/>
+          <w:u w:val="single"/>
+        </w:rPr>
+        <w:t xml:space="preserve"> below for a complete case review</w:t>
       </w:r>
       <w:r>
         <w:rPr>
@@ -2517,7 +2749,23 @@
           <w:rFonts w:ascii="Open Sans" w:hAnsi="Open Sans" w:cs="Open Sans"/>
           <w:sz w:val="18"/>
         </w:rPr>
-        <w:t>Prenatal Records, related to this</w:t>
+        <w:t xml:space="preserve">Prenatal </w:t>
+      </w:r>
+      <w:proofErr w:type="gramStart"/>
+      <w:r>
+        <w:rPr>
+          <w:rFonts w:ascii="Open Sans" w:hAnsi="Open Sans" w:cs="Open Sans"/>
+          <w:sz w:val="18"/>
+        </w:rPr>
+        <w:t>Records,</w:t>
+      </w:r>
+      <w:proofErr w:type="gramEnd"/>
+      <w:r>
+        <w:rPr>
+          <w:rFonts w:ascii="Open Sans" w:hAnsi="Open Sans" w:cs="Open Sans"/>
+          <w:sz w:val="18"/>
+        </w:rPr>
+        <w:t xml:space="preserve"> related to this</w:t>
       </w:r>
       <w:r>
         <w:rPr>
@@ -3079,7 +3327,15 @@
           <w:rFonts w:ascii="Open Sans" w:hAnsi="Open Sans" w:cs="Open Sans"/>
           <w:sz w:val="18"/>
         </w:rPr>
-        <w:t xml:space="preserve">Email:  </w:t>
+        <w:t>Email</w:t>
+      </w:r>
+      <w:proofErr w:type="gramStart"/>
+      <w:r>
+        <w:rPr>
+          <w:rFonts w:ascii="Open Sans" w:hAnsi="Open Sans" w:cs="Open Sans"/>
+          <w:sz w:val="18"/>
+        </w:rPr>
+        <w:t xml:space="preserve">:  </w:t>
       </w:r>
       <w:r>
         <w:rPr>
@@ -3088,6 +3344,7 @@
         </w:rPr>
         <w:t>T</w:t>
       </w:r>
+      <w:proofErr w:type="gramEnd"/>
     </w:p>
     <w:p>
       <w:pPr>
@@ -3290,7 +3547,15 @@
         <w:ind w:left="106" w:firstLine="1"/>
       </w:pPr>
       <w:r>
-        <w:t>This letter is to address any questions or concerns that may arise regarding public health investigation and surveillance activities and rules as they relate to patient privacy protection. The Tennessee Department of Health</w:t>
+        <w:t xml:space="preserve">This letter is to address any questions or concerns that may arise regarding public health </w:t>
+      </w:r>
+      <w:proofErr w:type="gramStart"/>
+      <w:r>
+        <w:t>investigation</w:t>
+      </w:r>
+      <w:proofErr w:type="gramEnd"/>
+      <w:r>
+        <w:t xml:space="preserve"> and surveillance activities and rules as they relate to patient privacy protection. The Tennessee Department of Health</w:t>
       </w:r>
       <w:r>
         <w:rPr>
@@ -3325,15 +3590,18 @@
         </w:rPr>
         <w:t xml:space="preserve"> </w:t>
       </w:r>
+      <w:proofErr w:type="gramStart"/>
       <w:r>
         <w:t>for</w:t>
       </w:r>
+      <w:proofErr w:type="gramEnd"/>
       <w:r>
         <w:rPr>
           <w:spacing w:val="-3"/>
         </w:rPr>
         <w:t xml:space="preserve"> </w:t>
       </w:r>
+      <w:proofErr w:type="gramStart"/>
       <w:r>
         <w:t>a</w:t>
       </w:r>
@@ -3355,6 +3623,7 @@
       <w:r>
         <w:t>of</w:t>
       </w:r>
+      <w:proofErr w:type="gramEnd"/>
       <w:r>
         <w:rPr>
           <w:spacing w:val="-4"/>
@@ -5941,7 +6210,6 @@
   <w:style w:type="character" w:default="1" w:styleId="DefaultParagraphFont">
     <w:name w:val="Default Paragraph Font"/>
     <w:uiPriority w:val="1"/>
-    <w:semiHidden/>
     <w:unhideWhenUsed/>
   </w:style>
   <w:style w:type="table" w:default="1" w:styleId="TableNormal">
